--- a/_Career_Intelligence_System/downloads/JOBS/USIU Africa/Meshack Ariri Cover Letter.docx
+++ b/_Career_Intelligence_System/downloads/JOBS/USIU Africa/Meshack Ariri Cover Letter.docx
@@ -2,186 +2,116 @@
 <file path=word/document.xml><?xml version="1.0" encoding="utf-8"?>
 <w:document xmlns:wpc="http://schemas.microsoft.com/office/word/2010/wordprocessingCanvas" xmlns:mo="http://schemas.microsoft.com/office/mac/office/2008/main" xmlns:mc="http://schemas.openxmlformats.org/markup-compatibility/2006" xmlns:mv="urn:schemas-microsoft-com:mac:vml" xmlns:o="urn:schemas-microsoft-com:office:office" xmlns:r="http://schemas.openxmlformats.org/officeDocument/2006/relationships" xmlns:m="http://schemas.openxmlformats.org/officeDocument/2006/math" xmlns:v="urn:schemas-microsoft-com:vml" xmlns:wp14="http://schemas.microsoft.com/office/word/2010/wordprocessingDrawing" xmlns:wp="http://schemas.openxmlformats.org/drawingml/2006/wordprocessingDrawing" xmlns:w10="urn:schemas-microsoft-com:office:word" xmlns:w="http://schemas.openxmlformats.org/wordprocessingml/2006/main" xmlns:w14="http://schemas.microsoft.com/office/word/2010/wordml" xmlns:wpg="http://schemas.microsoft.com/office/word/2010/wordprocessingGroup" xmlns:wpi="http://schemas.microsoft.com/office/word/2010/wordprocessingInk" xmlns:wne="http://schemas.microsoft.com/office/word/2006/wordml" xmlns:wps="http://schemas.microsoft.com/office/word/2010/wordprocessingShape" mc:Ignorable="w14 wp14">
   <w:body>
-    <w:tbl>
-      <w:tblPr>
-        <w:tblW w:type="auto" w:w="0"/>
-        <w:tblLook w:firstColumn="1" w:firstRow="1" w:lastColumn="0" w:lastRow="0" w:noHBand="0" w:noVBand="1" w:val="04A0"/>
-        <w:tblW w:w="9849" w:type="dxa"/>
-        <w:tblBorders>
-          <w:top w:val="nil"/>
-          <w:left w:val="nil"/>
-          <w:bottom w:val="nil"/>
-          <w:right w:val="nil"/>
-          <w:insideH w:val="nil"/>
-          <w:insideV w:val="nil"/>
-        </w:tblBorders>
-      </w:tblPr>
-      <w:tblGrid>
-        <w:gridCol w:w="10570"/>
-      </w:tblGrid>
-      <w:tr>
-        <w:tc>
-          <w:tcPr>
-            <w:tcW w:type="dxa" w:w="10570"/>
-            <w:shd w:val="clear" w:color="auto" w:fill="2A2478"/>
-          </w:tcPr>
-          <w:p>
-            <w:pPr>
-              <w:spacing w:after="0" w:before="0"/>
-            </w:pPr>
-            <w:r>
-              <w:rPr>
-                <w:sz w:val="6"/>
-              </w:rPr>
-              <w:t xml:space="preserve"> </w:t>
-            </w:r>
-          </w:p>
-        </w:tc>
-      </w:tr>
-    </w:tbl>
-    <w:tbl>
-      <w:tblPr>
-        <w:tblW w:type="auto" w:w="0"/>
-        <w:tblLook w:firstColumn="1" w:firstRow="1" w:lastColumn="0" w:lastRow="0" w:noHBand="0" w:noVBand="1" w:val="04A0"/>
-        <w:tblW w:w="9849" w:type="dxa"/>
-        <w:tblBorders>
-          <w:top w:val="nil"/>
-          <w:left w:val="nil"/>
-          <w:bottom w:val="nil"/>
-          <w:right w:val="nil"/>
-          <w:insideH w:val="nil"/>
-          <w:insideV w:val="nil"/>
-        </w:tblBorders>
-      </w:tblPr>
-      <w:tblGrid>
-        <w:gridCol w:w="10570"/>
-      </w:tblGrid>
-      <w:tr>
-        <w:tc>
-          <w:tcPr>
-            <w:tcW w:type="dxa" w:w="10570"/>
-            <w:shd w:val="clear" w:color="auto" w:fill="ECEDFB"/>
-            <w:vAlign w:val="center"/>
-          </w:tcPr>
-          <w:p/>
-          <w:p>
-            <w:pPr>
-              <w:spacing w:before="200" w:after="80"/>
-              <w:jc w:val="center"/>
-            </w:pPr>
-            <w:r>
-              <w:rPr>
-                <w:rFonts w:ascii="Calibri" w:hAnsi="Calibri"/>
-                <w:b/>
-                <w:color w:val="2A2478"/>
-                <w:sz w:val="52"/>
-              </w:rPr>
-              <w:t>MESHACK ARIRI</w:t>
-            </w:r>
-          </w:p>
-          <w:p>
-            <w:pPr>
-              <w:spacing w:after="120"/>
-              <w:jc w:val="center"/>
-            </w:pPr>
-            <w:r>
-              <w:rPr>
-                <w:rFonts w:ascii="Calibri" w:hAnsi="Calibri"/>
-                <w:color w:val="1E293B"/>
-                <w:sz w:val="20"/>
-              </w:rPr>
-              <w:t>ICT Officer — USIU-Africa</w:t>
-            </w:r>
-          </w:p>
-          <w:p>
-            <w:pPr>
-              <w:spacing w:after="40"/>
-              <w:jc w:val="center"/>
-            </w:pPr>
-            <w:r>
-              <w:rPr>
-                <w:rFonts w:ascii="Calibri" w:hAnsi="Calibri"/>
-                <w:color w:val="64748B"/>
-                <w:sz w:val="16"/>
-              </w:rPr>
-              <w:t>Nairobi / Kisumu, Kenya</w:t>
-            </w:r>
-            <w:r>
-              <w:rPr>
-                <w:rFonts w:ascii="Calibri" w:hAnsi="Calibri"/>
-                <w:color w:val="6366F1"/>
-                <w:sz w:val="16"/>
-              </w:rPr>
-              <w:t xml:space="preserve">  |  </w:t>
-            </w:r>
-            <w:r>
-              <w:rPr>
-                <w:rFonts w:ascii="Calibri" w:hAnsi="Calibri"/>
-                <w:color w:val="64748B"/>
-                <w:sz w:val="16"/>
-              </w:rPr>
-              <w:t>+254 741 174 779</w:t>
-            </w:r>
-            <w:r>
-              <w:rPr>
-                <w:rFonts w:ascii="Calibri" w:hAnsi="Calibri"/>
-                <w:color w:val="6366F1"/>
-                <w:sz w:val="16"/>
-              </w:rPr>
-              <w:t xml:space="preserve">  |  </w:t>
-            </w:r>
-            <w:r>
-              <w:rPr>
-                <w:rFonts w:ascii="Calibri" w:hAnsi="Calibri"/>
-                <w:color w:val="64748B"/>
-                <w:sz w:val="16"/>
-              </w:rPr>
-              <w:t>aririmeshack@gmail.com</w:t>
-            </w:r>
-          </w:p>
-          <w:p>
-            <w:pPr>
-              <w:spacing w:after="40"/>
-              <w:jc w:val="center"/>
-            </w:pPr>
-            <w:r>
-              <w:rPr>
-                <w:rFonts w:ascii="Calibri" w:hAnsi="Calibri"/>
-                <w:color w:val="64748B"/>
-                <w:sz w:val="16"/>
-              </w:rPr>
-              <w:t>linkedin.com/in/meshack-ariri</w:t>
-            </w:r>
-            <w:r>
-              <w:rPr>
-                <w:rFonts w:ascii="Calibri" w:hAnsi="Calibri"/>
-                <w:color w:val="6366F1"/>
-                <w:sz w:val="16"/>
-              </w:rPr>
-              <w:t xml:space="preserve">  |  </w:t>
-            </w:r>
-            <w:r>
-              <w:rPr>
-                <w:rFonts w:ascii="Calibri" w:hAnsi="Calibri"/>
-                <w:color w:val="64748B"/>
-                <w:sz w:val="16"/>
-              </w:rPr>
-              <w:t>meshreallycodes.online</w:t>
-            </w:r>
-          </w:p>
-          <w:p>
-            <w:pPr>
-              <w:spacing w:after="200"/>
-            </w:pPr>
-          </w:p>
-        </w:tc>
-      </w:tr>
-    </w:tbl>
     <w:p>
       <w:pPr>
-        <w:spacing w:before="80" w:after="160"/>
+        <w:spacing w:before="40" w:after="40"/>
+        <w:jc w:val="left"/>
+      </w:pPr>
+      <w:r>
+        <w:rPr>
+          <w:rFonts w:ascii="Calibri" w:hAnsi="Calibri"/>
+          <w:b/>
+          <w:color w:val="0F2744"/>
+          <w:sz w:val="44"/>
+        </w:rPr>
+        <w:t>MESHACK ARIRI</w:t>
+      </w:r>
+    </w:p>
+    <w:p>
+      <w:pPr>
+        <w:spacing w:after="60"/>
+        <w:jc w:val="left"/>
+      </w:pPr>
+      <w:r>
+        <w:rPr>
+          <w:rFonts w:ascii="Calibri" w:hAnsi="Calibri"/>
+          <w:color w:val="3D4F63"/>
+          <w:sz w:val="20"/>
+        </w:rPr>
+        <w:t>ICT Officer — USIU-Africa</w:t>
+      </w:r>
+    </w:p>
+    <w:p>
+      <w:pPr>
+        <w:spacing w:after="20"/>
+        <w:jc w:val="left"/>
+      </w:pPr>
+      <w:r>
+        <w:rPr>
+          <w:rFonts w:ascii="Calibri" w:hAnsi="Calibri"/>
+          <w:color w:val="64748B"/>
+          <w:sz w:val="16"/>
+        </w:rPr>
+        <w:t>Nairobi / Kisumu, Kenya</w:t>
+      </w:r>
+      <w:r>
+        <w:rPr>
+          <w:rFonts w:ascii="Calibri" w:hAnsi="Calibri"/>
+          <w:color w:val="64748B"/>
+          <w:sz w:val="16"/>
+        </w:rPr>
+        <w:t xml:space="preserve">  ·  </w:t>
+      </w:r>
+      <w:r>
+        <w:rPr>
+          <w:rFonts w:ascii="Calibri" w:hAnsi="Calibri"/>
+          <w:color w:val="64748B"/>
+          <w:sz w:val="16"/>
+        </w:rPr>
+        <w:t>+254 741 174 779</w:t>
+      </w:r>
+      <w:r>
+        <w:rPr>
+          <w:rFonts w:ascii="Calibri" w:hAnsi="Calibri"/>
+          <w:color w:val="64748B"/>
+          <w:sz w:val="16"/>
+        </w:rPr>
+        <w:t xml:space="preserve">  ·  </w:t>
+      </w:r>
+      <w:r>
+        <w:rPr>
+          <w:rFonts w:ascii="Calibri" w:hAnsi="Calibri"/>
+          <w:color w:val="64748B"/>
+          <w:sz w:val="16"/>
+        </w:rPr>
+        <w:t>aririmeshack@gmail.com</w:t>
+      </w:r>
+    </w:p>
+    <w:p>
+      <w:pPr>
+        <w:spacing w:after="20"/>
+        <w:jc w:val="left"/>
+      </w:pPr>
+      <w:r>
+        <w:rPr>
+          <w:rFonts w:ascii="Calibri" w:hAnsi="Calibri"/>
+          <w:color w:val="64748B"/>
+          <w:sz w:val="16"/>
+        </w:rPr>
+        <w:t>linkedin.com/in/meshack-ariri</w:t>
+      </w:r>
+      <w:r>
+        <w:rPr>
+          <w:rFonts w:ascii="Calibri" w:hAnsi="Calibri"/>
+          <w:color w:val="64748B"/>
+          <w:sz w:val="16"/>
+        </w:rPr>
+        <w:t xml:space="preserve">  ·  </w:t>
+      </w:r>
+      <w:r>
+        <w:rPr>
+          <w:rFonts w:ascii="Calibri" w:hAnsi="Calibri"/>
+          <w:color w:val="64748B"/>
+          <w:sz w:val="16"/>
+        </w:rPr>
+        <w:t>meshreallycodes.online</w:t>
+      </w:r>
+    </w:p>
+    <w:p>
+      <w:pPr>
+        <w:spacing w:before="80" w:after="120"/>
         <w:pBdr>
-          <w:bottom w:val="single" w:sz="16" w:space="1" w:color="3730A3"/>
+          <w:bottom w:val="single" w:sz="18" w:space="1" w:color="C45C26"/>
         </w:pBdr>
       </w:pPr>
     </w:p>
@@ -331,7 +261,7 @@
     </w:p>
     <w:sectPr>
       <w:pgSz w:w="12240" w:h="15840"/>
-      <w:pgMar w:top="691" w:right="835" w:bottom="691" w:left="835" w:header="720" w:footer="720" w:gutter="0"/>
+      <w:pgMar w:top="576" w:right="749" w:bottom="605" w:left="749" w:header="720" w:footer="720" w:gutter="0"/>
       <w:cols w:space="720"/>
       <w:docGrid w:linePitch="360"/>
     </w:sectPr>
